--- a/drive-docs/adobe-partner/cms-dam.docx
+++ b/drive-docs/adobe-partner/cms-dam.docx
@@ -1021,11 +1021,44 @@
           </w:tcPr>
           <w:p>
             <w:r>
-              <w:rPr>
-                <w:i/>
-                <w:iCs/>
-              </w:rPr>
-              <w:t xml:space="preserve">[imagen: Card image — http://adobe.puntos.net.s3-website-us-east-1.amazonaws.com/assets/AEM-B--IwViL.png]</w:t>
+              <w:drawing>
+                <wp:inline distT="0" distB="0" distL="0" distR="0">
+                  <wp:extent cx="1257300" cy="1266825"/>
+                  <wp:effectExtent t="0" r="0" b="0" l="0"/>
+                  <wp:docPr id="1" name="" descr="" title=""/>
+                  <wp:cNvGraphicFramePr>
+                    <a:graphicFrameLocks xmlns:a="http://schemas.openxmlformats.org/drawingml/2006/main" noChangeAspect="1"/>
+                  </wp:cNvGraphicFramePr>
+                  <a:graphic xmlns:a="http://schemas.openxmlformats.org/drawingml/2006/main">
+                    <a:graphicData uri="http://schemas.openxmlformats.org/drawingml/2006/picture">
+                      <pic:pic xmlns:pic="http://schemas.openxmlformats.org/drawingml/2006/picture">
+                        <pic:nvPicPr>
+                          <pic:cNvPr id="0" name="" descr=""/>
+                          <pic:cNvPicPr>
+                            <a:picLocks noChangeAspect="1" noChangeArrowheads="1"/>
+                          </pic:cNvPicPr>
+                        </pic:nvPicPr>
+                        <pic:blipFill>
+                          <a:blip r:embed="rId7" cstate="none"/>
+                          <a:srcRect/>
+                          <a:stretch>
+                            <a:fillRect/>
+                          </a:stretch>
+                        </pic:blipFill>
+                        <pic:spPr bwMode="auto">
+                          <a:xfrm>
+                            <a:off x="0" y="0"/>
+                            <a:ext cx="1257300" cy="1266825"/>
+                          </a:xfrm>
+                          <a:prstGeom prst="rect">
+                            <a:avLst/>
+                          </a:prstGeom>
+                        </pic:spPr>
+                      </pic:pic>
+                    </a:graphicData>
+                  </a:graphic>
+                </wp:inline>
+              </w:drawing>
             </w:r>
           </w:p>
         </w:tc>
@@ -1117,11 +1150,44 @@
           </w:tcPr>
           <w:p>
             <w:r>
-              <w:rPr>
-                <w:i/>
-                <w:iCs/>
-              </w:rPr>
-              <w:t xml:space="preserve">[imagen: Card image — http://adobe.puntos.net.s3-website-us-east-1.amazonaws.com/assets/ACS-42dNMPeQ.png]</w:t>
+              <w:drawing>
+                <wp:inline distT="0" distB="0" distL="0" distR="0">
+                  <wp:extent cx="1257300" cy="1257300"/>
+                  <wp:effectExtent t="0" r="0" b="0" l="0"/>
+                  <wp:docPr id="1" name="" descr="" title=""/>
+                  <wp:cNvGraphicFramePr>
+                    <a:graphicFrameLocks xmlns:a="http://schemas.openxmlformats.org/drawingml/2006/main" noChangeAspect="1"/>
+                  </wp:cNvGraphicFramePr>
+                  <a:graphic xmlns:a="http://schemas.openxmlformats.org/drawingml/2006/main">
+                    <a:graphicData uri="http://schemas.openxmlformats.org/drawingml/2006/picture">
+                      <pic:pic xmlns:pic="http://schemas.openxmlformats.org/drawingml/2006/picture">
+                        <pic:nvPicPr>
+                          <pic:cNvPr id="0" name="" descr=""/>
+                          <pic:cNvPicPr>
+                            <a:picLocks noChangeAspect="1" noChangeArrowheads="1"/>
+                          </pic:cNvPicPr>
+                        </pic:nvPicPr>
+                        <pic:blipFill>
+                          <a:blip r:embed="rId8" cstate="none"/>
+                          <a:srcRect/>
+                          <a:stretch>
+                            <a:fillRect/>
+                          </a:stretch>
+                        </pic:blipFill>
+                        <pic:spPr bwMode="auto">
+                          <a:xfrm>
+                            <a:off x="0" y="0"/>
+                            <a:ext cx="1257300" cy="1257300"/>
+                          </a:xfrm>
+                          <a:prstGeom prst="rect">
+                            <a:avLst/>
+                          </a:prstGeom>
+                        </pic:spPr>
+                      </pic:pic>
+                    </a:graphicData>
+                  </a:graphic>
+                </wp:inline>
+              </w:drawing>
             </w:r>
           </w:p>
         </w:tc>
@@ -1213,11 +1279,44 @@
           </w:tcPr>
           <w:p>
             <w:r>
-              <w:rPr>
-                <w:i/>
-                <w:iCs/>
-              </w:rPr>
-              <w:t xml:space="preserve">[imagen: Card image — http://adobe.puntos.net.s3-website-us-east-1.amazonaws.com/assets/Magento-BWmR2fYb.png]</w:t>
+              <w:drawing>
+                <wp:inline distT="0" distB="0" distL="0" distR="0">
+                  <wp:extent cx="1276350" cy="1266825"/>
+                  <wp:effectExtent t="0" r="0" b="0" l="0"/>
+                  <wp:docPr id="1" name="" descr="" title=""/>
+                  <wp:cNvGraphicFramePr>
+                    <a:graphicFrameLocks xmlns:a="http://schemas.openxmlformats.org/drawingml/2006/main" noChangeAspect="1"/>
+                  </wp:cNvGraphicFramePr>
+                  <a:graphic xmlns:a="http://schemas.openxmlformats.org/drawingml/2006/main">
+                    <a:graphicData uri="http://schemas.openxmlformats.org/drawingml/2006/picture">
+                      <pic:pic xmlns:pic="http://schemas.openxmlformats.org/drawingml/2006/picture">
+                        <pic:nvPicPr>
+                          <pic:cNvPr id="0" name="" descr=""/>
+                          <pic:cNvPicPr>
+                            <a:picLocks noChangeAspect="1" noChangeArrowheads="1"/>
+                          </pic:cNvPicPr>
+                        </pic:nvPicPr>
+                        <pic:blipFill>
+                          <a:blip r:embed="rId9" cstate="none"/>
+                          <a:srcRect/>
+                          <a:stretch>
+                            <a:fillRect/>
+                          </a:stretch>
+                        </pic:blipFill>
+                        <pic:spPr bwMode="auto">
+                          <a:xfrm>
+                            <a:off x="0" y="0"/>
+                            <a:ext cx="1276350" cy="1266825"/>
+                          </a:xfrm>
+                          <a:prstGeom prst="rect">
+                            <a:avLst/>
+                          </a:prstGeom>
+                        </pic:spPr>
+                      </pic:pic>
+                    </a:graphicData>
+                  </a:graphic>
+                </wp:inline>
+              </w:drawing>
             </w:r>
           </w:p>
         </w:tc>
@@ -1309,11 +1408,44 @@
           </w:tcPr>
           <w:p>
             <w:r>
-              <w:rPr>
-                <w:i/>
-                <w:iCs/>
-              </w:rPr>
-              <w:t xml:space="preserve">[imagen: Card image — http://adobe.puntos.net.s3-website-us-east-1.amazonaws.com/assets/AEP-BOeWpXqM.png]</w:t>
+              <w:drawing>
+                <wp:inline distT="0" distB="0" distL="0" distR="0">
+                  <wp:extent cx="1352550" cy="1352550"/>
+                  <wp:effectExtent t="0" r="0" b="0" l="0"/>
+                  <wp:docPr id="1" name="" descr="" title=""/>
+                  <wp:cNvGraphicFramePr>
+                    <a:graphicFrameLocks xmlns:a="http://schemas.openxmlformats.org/drawingml/2006/main" noChangeAspect="1"/>
+                  </wp:cNvGraphicFramePr>
+                  <a:graphic xmlns:a="http://schemas.openxmlformats.org/drawingml/2006/main">
+                    <a:graphicData uri="http://schemas.openxmlformats.org/drawingml/2006/picture">
+                      <pic:pic xmlns:pic="http://schemas.openxmlformats.org/drawingml/2006/picture">
+                        <pic:nvPicPr>
+                          <pic:cNvPr id="0" name="" descr=""/>
+                          <pic:cNvPicPr>
+                            <a:picLocks noChangeAspect="1" noChangeArrowheads="1"/>
+                          </pic:cNvPicPr>
+                        </pic:nvPicPr>
+                        <pic:blipFill>
+                          <a:blip r:embed="rId10" cstate="none"/>
+                          <a:srcRect/>
+                          <a:stretch>
+                            <a:fillRect/>
+                          </a:stretch>
+                        </pic:blipFill>
+                        <pic:spPr bwMode="auto">
+                          <a:xfrm>
+                            <a:off x="0" y="0"/>
+                            <a:ext cx="1352550" cy="1352550"/>
+                          </a:xfrm>
+                          <a:prstGeom prst="rect">
+                            <a:avLst/>
+                          </a:prstGeom>
+                        </pic:spPr>
+                      </pic:pic>
+                    </a:graphicData>
+                  </a:graphic>
+                </wp:inline>
+              </w:drawing>
             </w:r>
           </w:p>
         </w:tc>
@@ -1396,11 +1528,44 @@
           </w:tcPr>
           <w:p>
             <w:r>
-              <w:rPr>
-                <w:i/>
-                <w:iCs/>
-              </w:rPr>
-              <w:t xml:space="preserve">[imagen: Card image — http://adobe.puntos.net.s3-website-us-east-1.amazonaws.com/assets/AT-1HqF0nZK.png]</w:t>
+              <w:drawing>
+                <wp:inline distT="0" distB="0" distL="0" distR="0">
+                  <wp:extent cx="1276350" cy="1285875"/>
+                  <wp:effectExtent t="0" r="0" b="0" l="0"/>
+                  <wp:docPr id="1" name="" descr="" title=""/>
+                  <wp:cNvGraphicFramePr>
+                    <a:graphicFrameLocks xmlns:a="http://schemas.openxmlformats.org/drawingml/2006/main" noChangeAspect="1"/>
+                  </wp:cNvGraphicFramePr>
+                  <a:graphic xmlns:a="http://schemas.openxmlformats.org/drawingml/2006/main">
+                    <a:graphicData uri="http://schemas.openxmlformats.org/drawingml/2006/picture">
+                      <pic:pic xmlns:pic="http://schemas.openxmlformats.org/drawingml/2006/picture">
+                        <pic:nvPicPr>
+                          <pic:cNvPr id="0" name="" descr=""/>
+                          <pic:cNvPicPr>
+                            <a:picLocks noChangeAspect="1" noChangeArrowheads="1"/>
+                          </pic:cNvPicPr>
+                        </pic:nvPicPr>
+                        <pic:blipFill>
+                          <a:blip r:embed="rId11" cstate="none"/>
+                          <a:srcRect/>
+                          <a:stretch>
+                            <a:fillRect/>
+                          </a:stretch>
+                        </pic:blipFill>
+                        <pic:spPr bwMode="auto">
+                          <a:xfrm>
+                            <a:off x="0" y="0"/>
+                            <a:ext cx="1276350" cy="1285875"/>
+                          </a:xfrm>
+                          <a:prstGeom prst="rect">
+                            <a:avLst/>
+                          </a:prstGeom>
+                        </pic:spPr>
+                      </pic:pic>
+                    </a:graphicData>
+                  </a:graphic>
+                </wp:inline>
+              </w:drawing>
             </w:r>
           </w:p>
         </w:tc>
@@ -1483,11 +1648,44 @@
           </w:tcPr>
           <w:p>
             <w:r>
-              <w:rPr>
-                <w:i/>
-                <w:iCs/>
-              </w:rPr>
-              <w:t xml:space="preserve">[imagen: Card image — http://adobe.puntos.net.s3-website-us-east-1.amazonaws.com/assets/AA-D8rKjDif.png]</w:t>
+              <w:drawing>
+                <wp:inline distT="0" distB="0" distL="0" distR="0">
+                  <wp:extent cx="1257300" cy="1257300"/>
+                  <wp:effectExtent t="0" r="0" b="0" l="0"/>
+                  <wp:docPr id="1" name="" descr="" title=""/>
+                  <wp:cNvGraphicFramePr>
+                    <a:graphicFrameLocks xmlns:a="http://schemas.openxmlformats.org/drawingml/2006/main" noChangeAspect="1"/>
+                  </wp:cNvGraphicFramePr>
+                  <a:graphic xmlns:a="http://schemas.openxmlformats.org/drawingml/2006/main">
+                    <a:graphicData uri="http://schemas.openxmlformats.org/drawingml/2006/picture">
+                      <pic:pic xmlns:pic="http://schemas.openxmlformats.org/drawingml/2006/picture">
+                        <pic:nvPicPr>
+                          <pic:cNvPr id="0" name="" descr=""/>
+                          <pic:cNvPicPr>
+                            <a:picLocks noChangeAspect="1" noChangeArrowheads="1"/>
+                          </pic:cNvPicPr>
+                        </pic:nvPicPr>
+                        <pic:blipFill>
+                          <a:blip r:embed="rId12" cstate="none"/>
+                          <a:srcRect/>
+                          <a:stretch>
+                            <a:fillRect/>
+                          </a:stretch>
+                        </pic:blipFill>
+                        <pic:spPr bwMode="auto">
+                          <a:xfrm>
+                            <a:off x="0" y="0"/>
+                            <a:ext cx="1257300" cy="1257300"/>
+                          </a:xfrm>
+                          <a:prstGeom prst="rect">
+                            <a:avLst/>
+                          </a:prstGeom>
+                        </pic:spPr>
+                      </pic:pic>
+                    </a:graphicData>
+                  </a:graphic>
+                </wp:inline>
+              </w:drawing>
             </w:r>
           </w:p>
         </w:tc>
@@ -1570,11 +1768,44 @@
           </w:tcPr>
           <w:p>
             <w:r>
-              <w:rPr>
-                <w:i/>
-                <w:iCs/>
-              </w:rPr>
-              <w:t xml:space="preserve">[imagen: Card image — http://adobe.puntos.net.s3-website-us-east-1.amazonaws.com/assets/AAM-BJdFLBxO.png]</w:t>
+              <w:drawing>
+                <wp:inline distT="0" distB="0" distL="0" distR="0">
+                  <wp:extent cx="1266825" cy="1276350"/>
+                  <wp:effectExtent t="0" r="0" b="0" l="0"/>
+                  <wp:docPr id="1" name="" descr="" title=""/>
+                  <wp:cNvGraphicFramePr>
+                    <a:graphicFrameLocks xmlns:a="http://schemas.openxmlformats.org/drawingml/2006/main" noChangeAspect="1"/>
+                  </wp:cNvGraphicFramePr>
+                  <a:graphic xmlns:a="http://schemas.openxmlformats.org/drawingml/2006/main">
+                    <a:graphicData uri="http://schemas.openxmlformats.org/drawingml/2006/picture">
+                      <pic:pic xmlns:pic="http://schemas.openxmlformats.org/drawingml/2006/picture">
+                        <pic:nvPicPr>
+                          <pic:cNvPr id="0" name="" descr=""/>
+                          <pic:cNvPicPr>
+                            <a:picLocks noChangeAspect="1" noChangeArrowheads="1"/>
+                          </pic:cNvPicPr>
+                        </pic:nvPicPr>
+                        <pic:blipFill>
+                          <a:blip r:embed="rId13" cstate="none"/>
+                          <a:srcRect/>
+                          <a:stretch>
+                            <a:fillRect/>
+                          </a:stretch>
+                        </pic:blipFill>
+                        <pic:spPr bwMode="auto">
+                          <a:xfrm>
+                            <a:off x="0" y="0"/>
+                            <a:ext cx="1266825" cy="1276350"/>
+                          </a:xfrm>
+                          <a:prstGeom prst="rect">
+                            <a:avLst/>
+                          </a:prstGeom>
+                        </pic:spPr>
+                      </pic:pic>
+                    </a:graphicData>
+                  </a:graphic>
+                </wp:inline>
+              </w:drawing>
             </w:r>
           </w:p>
         </w:tc>

--- a/drive-docs/adobe-partner/cms-dam.docx
+++ b/drive-docs/adobe-partner/cms-dam.docx
@@ -4,7 +4,7 @@
   <w:body>
     <w:tbl>
       <w:tblPr>
-        <w:tblW w:type="pct" w:w="100%"/>
+        <w:tblW w:type="dxa" w:w="9360"/>
         <w:tblBorders>
           <w:top w:val="single" w:color="auto" w:sz="4"/>
           <w:left w:val="single" w:color="auto" w:sz="4"/>
@@ -13,14 +13,17 @@
           <w:insideH w:val="single" w:color="auto" w:sz="4"/>
           <w:insideV w:val="single" w:color="auto" w:sz="4"/>
         </w:tblBorders>
+        <w:tblLayout w:type="fixed"/>
       </w:tblPr>
       <w:tblGrid>
-        <w:gridCol w:w="100"/>
-        <w:gridCol w:w="100"/>
+        <w:gridCol w:w="4680"/>
+        <w:gridCol w:w="4680"/>
       </w:tblGrid>
       <w:tr>
         <w:tc>
           <w:tcPr>
+            <w:tcW w:type="dxa" w:w="9360"/>
+            <w:gridSpan w:val="2"/>
             <w:tcBorders>
               <w:top w:val="single" w:color="999999" w:sz="4"/>
               <w:left w:val="single" w:color="999999" w:sz="4"/>
@@ -42,6 +45,7 @@
       <w:tr>
         <w:tc>
           <w:tcPr>
+            <w:tcW w:type="dxa" w:w="4680"/>
             <w:tcBorders>
               <w:top w:val="single" w:color="999999" w:sz="4"/>
               <w:left w:val="single" w:color="999999" w:sz="4"/>
@@ -57,6 +61,7 @@
         </w:tc>
         <w:tc>
           <w:tcPr>
+            <w:tcW w:type="dxa" w:w="4680"/>
             <w:tcBorders>
               <w:top w:val="single" w:color="999999" w:sz="4"/>
               <w:left w:val="single" w:color="999999" w:sz="4"/>
@@ -79,7 +84,7 @@
     </w:p>
     <w:tbl>
       <w:tblPr>
-        <w:tblW w:type="pct" w:w="100%"/>
+        <w:tblW w:type="dxa" w:w="9360"/>
         <w:tblBorders>
           <w:top w:val="single" w:color="auto" w:sz="4"/>
           <w:left w:val="single" w:color="auto" w:sz="4"/>
@@ -88,13 +93,16 @@
           <w:insideH w:val="single" w:color="auto" w:sz="4"/>
           <w:insideV w:val="single" w:color="auto" w:sz="4"/>
         </w:tblBorders>
+        <w:tblLayout w:type="fixed"/>
       </w:tblPr>
       <w:tblGrid>
-        <w:gridCol w:w="100"/>
+        <w:gridCol w:w="9360"/>
       </w:tblGrid>
       <w:tr>
         <w:tc>
           <w:tcPr>
+            <w:tcW w:type="dxa" w:w="9360"/>
+            <w:gridSpan w:val="1"/>
             <w:tcBorders>
               <w:top w:val="single" w:color="999999" w:sz="4"/>
               <w:left w:val="single" w:color="999999" w:sz="4"/>
@@ -116,6 +124,7 @@
       <w:tr>
         <w:tc>
           <w:tcPr>
+            <w:tcW w:type="dxa" w:w="9360"/>
             <w:tcBorders>
               <w:top w:val="single" w:color="999999" w:sz="4"/>
               <w:left w:val="single" w:color="999999" w:sz="4"/>
@@ -151,7 +160,7 @@
     </w:p>
     <w:tbl>
       <w:tblPr>
-        <w:tblW w:type="pct" w:w="100%"/>
+        <w:tblW w:type="dxa" w:w="9360"/>
         <w:tblBorders>
           <w:top w:val="single" w:color="auto" w:sz="4"/>
           <w:left w:val="single" w:color="auto" w:sz="4"/>
@@ -160,14 +169,17 @@
           <w:insideH w:val="single" w:color="auto" w:sz="4"/>
           <w:insideV w:val="single" w:color="auto" w:sz="4"/>
         </w:tblBorders>
+        <w:tblLayout w:type="fixed"/>
       </w:tblPr>
       <w:tblGrid>
-        <w:gridCol w:w="100"/>
-        <w:gridCol w:w="100"/>
+        <w:gridCol w:w="4680"/>
+        <w:gridCol w:w="4680"/>
       </w:tblGrid>
       <w:tr>
         <w:tc>
           <w:tcPr>
+            <w:tcW w:type="dxa" w:w="9360"/>
+            <w:gridSpan w:val="2"/>
             <w:tcBorders>
               <w:top w:val="single" w:color="999999" w:sz="4"/>
               <w:left w:val="single" w:color="999999" w:sz="4"/>
@@ -189,6 +201,7 @@
       <w:tr>
         <w:tc>
           <w:tcPr>
+            <w:tcW w:type="dxa" w:w="4680"/>
             <w:tcBorders>
               <w:top w:val="single" w:color="999999" w:sz="4"/>
               <w:left w:val="single" w:color="999999" w:sz="4"/>
@@ -204,6 +217,7 @@
         </w:tc>
         <w:tc>
           <w:tcPr>
+            <w:tcW w:type="dxa" w:w="4680"/>
             <w:tcBorders>
               <w:top w:val="single" w:color="999999" w:sz="4"/>
               <w:left w:val="single" w:color="999999" w:sz="4"/>
@@ -226,7 +240,7 @@
     </w:p>
     <w:tbl>
       <w:tblPr>
-        <w:tblW w:type="pct" w:w="100%"/>
+        <w:tblW w:type="dxa" w:w="9360"/>
         <w:tblBorders>
           <w:top w:val="single" w:color="auto" w:sz="4"/>
           <w:left w:val="single" w:color="auto" w:sz="4"/>
@@ -235,13 +249,16 @@
           <w:insideH w:val="single" w:color="auto" w:sz="4"/>
           <w:insideV w:val="single" w:color="auto" w:sz="4"/>
         </w:tblBorders>
+        <w:tblLayout w:type="fixed"/>
       </w:tblPr>
       <w:tblGrid>
-        <w:gridCol w:w="100"/>
+        <w:gridCol w:w="9360"/>
       </w:tblGrid>
       <w:tr>
         <w:tc>
           <w:tcPr>
+            <w:tcW w:type="dxa" w:w="9360"/>
+            <w:gridSpan w:val="1"/>
             <w:tcBorders>
               <w:top w:val="single" w:color="999999" w:sz="4"/>
               <w:left w:val="single" w:color="999999" w:sz="4"/>
@@ -263,6 +280,7 @@
       <w:tr>
         <w:tc>
           <w:tcPr>
+            <w:tcW w:type="dxa" w:w="9360"/>
             <w:tcBorders>
               <w:top w:val="single" w:color="999999" w:sz="4"/>
               <w:left w:val="single" w:color="999999" w:sz="4"/>
@@ -290,7 +308,7 @@
     </w:p>
     <w:tbl>
       <w:tblPr>
-        <w:tblW w:type="pct" w:w="100%"/>
+        <w:tblW w:type="dxa" w:w="9360"/>
         <w:tblBorders>
           <w:top w:val="single" w:color="auto" w:sz="4"/>
           <w:left w:val="single" w:color="auto" w:sz="4"/>
@@ -299,13 +317,16 @@
           <w:insideH w:val="single" w:color="auto" w:sz="4"/>
           <w:insideV w:val="single" w:color="auto" w:sz="4"/>
         </w:tblBorders>
+        <w:tblLayout w:type="fixed"/>
       </w:tblPr>
       <w:tblGrid>
-        <w:gridCol w:w="100"/>
+        <w:gridCol w:w="9360"/>
       </w:tblGrid>
       <w:tr>
         <w:tc>
           <w:tcPr>
+            <w:tcW w:type="dxa" w:w="9360"/>
+            <w:gridSpan w:val="1"/>
             <w:tcBorders>
               <w:top w:val="single" w:color="999999" w:sz="4"/>
               <w:left w:val="single" w:color="999999" w:sz="4"/>
@@ -327,6 +348,7 @@
       <w:tr>
         <w:tc>
           <w:tcPr>
+            <w:tcW w:type="dxa" w:w="9360"/>
             <w:tcBorders>
               <w:top w:val="single" w:color="999999" w:sz="4"/>
               <w:left w:val="single" w:color="999999" w:sz="4"/>
@@ -357,7 +379,7 @@
     </w:p>
     <w:tbl>
       <w:tblPr>
-        <w:tblW w:type="pct" w:w="100%"/>
+        <w:tblW w:type="dxa" w:w="9360"/>
         <w:tblBorders>
           <w:top w:val="single" w:color="auto" w:sz="4"/>
           <w:left w:val="single" w:color="auto" w:sz="4"/>
@@ -366,13 +388,16 @@
           <w:insideH w:val="single" w:color="auto" w:sz="4"/>
           <w:insideV w:val="single" w:color="auto" w:sz="4"/>
         </w:tblBorders>
+        <w:tblLayout w:type="fixed"/>
       </w:tblPr>
       <w:tblGrid>
-        <w:gridCol w:w="100"/>
+        <w:gridCol w:w="9360"/>
       </w:tblGrid>
       <w:tr>
         <w:tc>
           <w:tcPr>
+            <w:tcW w:type="dxa" w:w="9360"/>
+            <w:gridSpan w:val="1"/>
             <w:tcBorders>
               <w:top w:val="single" w:color="999999" w:sz="4"/>
               <w:left w:val="single" w:color="999999" w:sz="4"/>
@@ -394,6 +419,7 @@
       <w:tr>
         <w:tc>
           <w:tcPr>
+            <w:tcW w:type="dxa" w:w="9360"/>
             <w:tcBorders>
               <w:top w:val="single" w:color="999999" w:sz="4"/>
               <w:left w:val="single" w:color="999999" w:sz="4"/>
@@ -479,7 +505,7 @@
     </w:p>
     <w:tbl>
       <w:tblPr>
-        <w:tblW w:type="pct" w:w="100%"/>
+        <w:tblW w:type="dxa" w:w="9360"/>
         <w:tblBorders>
           <w:top w:val="single" w:color="auto" w:sz="4"/>
           <w:left w:val="single" w:color="auto" w:sz="4"/>
@@ -488,13 +514,16 @@
           <w:insideH w:val="single" w:color="auto" w:sz="4"/>
           <w:insideV w:val="single" w:color="auto" w:sz="4"/>
         </w:tblBorders>
+        <w:tblLayout w:type="fixed"/>
       </w:tblPr>
       <w:tblGrid>
-        <w:gridCol w:w="100"/>
+        <w:gridCol w:w="9360"/>
       </w:tblGrid>
       <w:tr>
         <w:tc>
           <w:tcPr>
+            <w:tcW w:type="dxa" w:w="9360"/>
+            <w:gridSpan w:val="1"/>
             <w:tcBorders>
               <w:top w:val="single" w:color="999999" w:sz="4"/>
               <w:left w:val="single" w:color="999999" w:sz="4"/>
@@ -516,6 +545,7 @@
       <w:tr>
         <w:tc>
           <w:tcPr>
+            <w:tcW w:type="dxa" w:w="9360"/>
             <w:tcBorders>
               <w:top w:val="single" w:color="999999" w:sz="4"/>
               <w:left w:val="single" w:color="999999" w:sz="4"/>
@@ -577,7 +607,7 @@
     </w:p>
     <w:tbl>
       <w:tblPr>
-        <w:tblW w:type="pct" w:w="100%"/>
+        <w:tblW w:type="dxa" w:w="9360"/>
         <w:tblBorders>
           <w:top w:val="single" w:color="auto" w:sz="4"/>
           <w:left w:val="single" w:color="auto" w:sz="4"/>
@@ -586,13 +616,16 @@
           <w:insideH w:val="single" w:color="auto" w:sz="4"/>
           <w:insideV w:val="single" w:color="auto" w:sz="4"/>
         </w:tblBorders>
+        <w:tblLayout w:type="fixed"/>
       </w:tblPr>
       <w:tblGrid>
-        <w:gridCol w:w="100"/>
+        <w:gridCol w:w="9360"/>
       </w:tblGrid>
       <w:tr>
         <w:tc>
           <w:tcPr>
+            <w:tcW w:type="dxa" w:w="9360"/>
+            <w:gridSpan w:val="1"/>
             <w:tcBorders>
               <w:top w:val="single" w:color="999999" w:sz="4"/>
               <w:left w:val="single" w:color="999999" w:sz="4"/>
@@ -614,6 +647,7 @@
       <w:tr>
         <w:tc>
           <w:tcPr>
+            <w:tcW w:type="dxa" w:w="9360"/>
             <w:tcBorders>
               <w:top w:val="single" w:color="999999" w:sz="4"/>
               <w:left w:val="single" w:color="999999" w:sz="4"/>
@@ -663,7 +697,7 @@
     </w:p>
     <w:tbl>
       <w:tblPr>
-        <w:tblW w:type="pct" w:w="100%"/>
+        <w:tblW w:type="dxa" w:w="9360"/>
         <w:tblBorders>
           <w:top w:val="single" w:color="auto" w:sz="4"/>
           <w:left w:val="single" w:color="auto" w:sz="4"/>
@@ -672,13 +706,16 @@
           <w:insideH w:val="single" w:color="auto" w:sz="4"/>
           <w:insideV w:val="single" w:color="auto" w:sz="4"/>
         </w:tblBorders>
+        <w:tblLayout w:type="fixed"/>
       </w:tblPr>
       <w:tblGrid>
-        <w:gridCol w:w="100"/>
+        <w:gridCol w:w="9360"/>
       </w:tblGrid>
       <w:tr>
         <w:tc>
           <w:tcPr>
+            <w:tcW w:type="dxa" w:w="9360"/>
+            <w:gridSpan w:val="1"/>
             <w:tcBorders>
               <w:top w:val="single" w:color="999999" w:sz="4"/>
               <w:left w:val="single" w:color="999999" w:sz="4"/>
@@ -700,6 +737,7 @@
       <w:tr>
         <w:tc>
           <w:tcPr>
+            <w:tcW w:type="dxa" w:w="9360"/>
             <w:tcBorders>
               <w:top w:val="single" w:color="999999" w:sz="4"/>
               <w:left w:val="single" w:color="999999" w:sz="4"/>
@@ -749,7 +787,7 @@
     </w:p>
     <w:tbl>
       <w:tblPr>
-        <w:tblW w:type="pct" w:w="100%"/>
+        <w:tblW w:type="dxa" w:w="9360"/>
         <w:tblBorders>
           <w:top w:val="single" w:color="auto" w:sz="4"/>
           <w:left w:val="single" w:color="auto" w:sz="4"/>
@@ -758,13 +796,16 @@
           <w:insideH w:val="single" w:color="auto" w:sz="4"/>
           <w:insideV w:val="single" w:color="auto" w:sz="4"/>
         </w:tblBorders>
+        <w:tblLayout w:type="fixed"/>
       </w:tblPr>
       <w:tblGrid>
-        <w:gridCol w:w="100"/>
+        <w:gridCol w:w="9360"/>
       </w:tblGrid>
       <w:tr>
         <w:tc>
           <w:tcPr>
+            <w:tcW w:type="dxa" w:w="9360"/>
+            <w:gridSpan w:val="1"/>
             <w:tcBorders>
               <w:top w:val="single" w:color="999999" w:sz="4"/>
               <w:left w:val="single" w:color="999999" w:sz="4"/>
@@ -786,6 +827,7 @@
       <w:tr>
         <w:tc>
           <w:tcPr>
+            <w:tcW w:type="dxa" w:w="9360"/>
             <w:tcBorders>
               <w:top w:val="single" w:color="999999" w:sz="4"/>
               <w:left w:val="single" w:color="999999" w:sz="4"/>
@@ -840,7 +882,7 @@
     </w:p>
     <w:tbl>
       <w:tblPr>
-        <w:tblW w:type="pct" w:w="100%"/>
+        <w:tblW w:type="dxa" w:w="9360"/>
         <w:tblBorders>
           <w:top w:val="single" w:color="auto" w:sz="4"/>
           <w:left w:val="single" w:color="auto" w:sz="4"/>
@@ -849,14 +891,17 @@
           <w:insideH w:val="single" w:color="auto" w:sz="4"/>
           <w:insideV w:val="single" w:color="auto" w:sz="4"/>
         </w:tblBorders>
+        <w:tblLayout w:type="fixed"/>
       </w:tblPr>
       <w:tblGrid>
-        <w:gridCol w:w="100"/>
-        <w:gridCol w:w="100"/>
+        <w:gridCol w:w="4680"/>
+        <w:gridCol w:w="4680"/>
       </w:tblGrid>
       <w:tr>
         <w:tc>
           <w:tcPr>
+            <w:tcW w:type="dxa" w:w="9360"/>
+            <w:gridSpan w:val="2"/>
             <w:tcBorders>
               <w:top w:val="single" w:color="999999" w:sz="4"/>
               <w:left w:val="single" w:color="999999" w:sz="4"/>
@@ -878,6 +923,7 @@
       <w:tr>
         <w:tc>
           <w:tcPr>
+            <w:tcW w:type="dxa" w:w="4680"/>
             <w:tcBorders>
               <w:top w:val="single" w:color="999999" w:sz="4"/>
               <w:left w:val="single" w:color="999999" w:sz="4"/>
@@ -893,6 +939,7 @@
         </w:tc>
         <w:tc>
           <w:tcPr>
+            <w:tcW w:type="dxa" w:w="4680"/>
             <w:tcBorders>
               <w:top w:val="single" w:color="999999" w:sz="4"/>
               <w:left w:val="single" w:color="999999" w:sz="4"/>
@@ -915,7 +962,7 @@
     </w:p>
     <w:tbl>
       <w:tblPr>
-        <w:tblW w:type="pct" w:w="100%"/>
+        <w:tblW w:type="dxa" w:w="9360"/>
         <w:tblBorders>
           <w:top w:val="single" w:color="auto" w:sz="4"/>
           <w:left w:val="single" w:color="auto" w:sz="4"/>
@@ -924,13 +971,16 @@
           <w:insideH w:val="single" w:color="auto" w:sz="4"/>
           <w:insideV w:val="single" w:color="auto" w:sz="4"/>
         </w:tblBorders>
+        <w:tblLayout w:type="fixed"/>
       </w:tblPr>
       <w:tblGrid>
-        <w:gridCol w:w="100"/>
+        <w:gridCol w:w="9360"/>
       </w:tblGrid>
       <w:tr>
         <w:tc>
           <w:tcPr>
+            <w:tcW w:type="dxa" w:w="9360"/>
+            <w:gridSpan w:val="1"/>
             <w:tcBorders>
               <w:top w:val="single" w:color="999999" w:sz="4"/>
               <w:left w:val="single" w:color="999999" w:sz="4"/>
@@ -952,6 +1002,7 @@
       <w:tr>
         <w:tc>
           <w:tcPr>
+            <w:tcW w:type="dxa" w:w="9360"/>
             <w:tcBorders>
               <w:top w:val="single" w:color="999999" w:sz="4"/>
               <w:left w:val="single" w:color="999999" w:sz="4"/>
@@ -974,7 +1025,7 @@
     </w:p>
     <w:tbl>
       <w:tblPr>
-        <w:tblW w:type="pct" w:w="100%"/>
+        <w:tblW w:type="dxa" w:w="9360"/>
         <w:tblBorders>
           <w:top w:val="single" w:color="auto" w:sz="4"/>
           <w:left w:val="single" w:color="auto" w:sz="4"/>
@@ -983,14 +1034,17 @@
           <w:insideH w:val="single" w:color="auto" w:sz="4"/>
           <w:insideV w:val="single" w:color="auto" w:sz="4"/>
         </w:tblBorders>
+        <w:tblLayout w:type="fixed"/>
       </w:tblPr>
       <w:tblGrid>
-        <w:gridCol w:w="100"/>
-        <w:gridCol w:w="100"/>
+        <w:gridCol w:w="4680"/>
+        <w:gridCol w:w="4680"/>
       </w:tblGrid>
       <w:tr>
         <w:tc>
           <w:tcPr>
+            <w:tcW w:type="dxa" w:w="9360"/>
+            <w:gridSpan w:val="2"/>
             <w:tcBorders>
               <w:top w:val="single" w:color="999999" w:sz="4"/>
               <w:left w:val="single" w:color="999999" w:sz="4"/>
@@ -1012,6 +1066,7 @@
       <w:tr>
         <w:tc>
           <w:tcPr>
+            <w:tcW w:type="dxa" w:w="4680"/>
             <w:tcBorders>
               <w:top w:val="single" w:color="999999" w:sz="4"/>
               <w:left w:val="single" w:color="999999" w:sz="4"/>
@@ -1064,6 +1119,7 @@
         </w:tc>
         <w:tc>
           <w:tcPr>
+            <w:tcW w:type="dxa" w:w="4680"/>
             <w:tcBorders>
               <w:top w:val="single" w:color="999999" w:sz="4"/>
               <w:left w:val="single" w:color="999999" w:sz="4"/>
@@ -1103,7 +1159,7 @@
     </w:p>
     <w:tbl>
       <w:tblPr>
-        <w:tblW w:type="pct" w:w="100%"/>
+        <w:tblW w:type="dxa" w:w="9360"/>
         <w:tblBorders>
           <w:top w:val="single" w:color="auto" w:sz="4"/>
           <w:left w:val="single" w:color="auto" w:sz="4"/>
@@ -1112,14 +1168,17 @@
           <w:insideH w:val="single" w:color="auto" w:sz="4"/>
           <w:insideV w:val="single" w:color="auto" w:sz="4"/>
         </w:tblBorders>
+        <w:tblLayout w:type="fixed"/>
       </w:tblPr>
       <w:tblGrid>
-        <w:gridCol w:w="100"/>
-        <w:gridCol w:w="100"/>
+        <w:gridCol w:w="4680"/>
+        <w:gridCol w:w="4680"/>
       </w:tblGrid>
       <w:tr>
         <w:tc>
           <w:tcPr>
+            <w:tcW w:type="dxa" w:w="9360"/>
+            <w:gridSpan w:val="2"/>
             <w:tcBorders>
               <w:top w:val="single" w:color="999999" w:sz="4"/>
               <w:left w:val="single" w:color="999999" w:sz="4"/>
@@ -1141,6 +1200,7 @@
       <w:tr>
         <w:tc>
           <w:tcPr>
+            <w:tcW w:type="dxa" w:w="4680"/>
             <w:tcBorders>
               <w:top w:val="single" w:color="999999" w:sz="4"/>
               <w:left w:val="single" w:color="999999" w:sz="4"/>
@@ -1193,6 +1253,7 @@
         </w:tc>
         <w:tc>
           <w:tcPr>
+            <w:tcW w:type="dxa" w:w="4680"/>
             <w:tcBorders>
               <w:top w:val="single" w:color="999999" w:sz="4"/>
               <w:left w:val="single" w:color="999999" w:sz="4"/>
@@ -1232,7 +1293,7 @@
     </w:p>
     <w:tbl>
       <w:tblPr>
-        <w:tblW w:type="pct" w:w="100%"/>
+        <w:tblW w:type="dxa" w:w="9360"/>
         <w:tblBorders>
           <w:top w:val="single" w:color="auto" w:sz="4"/>
           <w:left w:val="single" w:color="auto" w:sz="4"/>
@@ -1241,14 +1302,17 @@
           <w:insideH w:val="single" w:color="auto" w:sz="4"/>
           <w:insideV w:val="single" w:color="auto" w:sz="4"/>
         </w:tblBorders>
+        <w:tblLayout w:type="fixed"/>
       </w:tblPr>
       <w:tblGrid>
-        <w:gridCol w:w="100"/>
-        <w:gridCol w:w="100"/>
+        <w:gridCol w:w="4680"/>
+        <w:gridCol w:w="4680"/>
       </w:tblGrid>
       <w:tr>
         <w:tc>
           <w:tcPr>
+            <w:tcW w:type="dxa" w:w="9360"/>
+            <w:gridSpan w:val="2"/>
             <w:tcBorders>
               <w:top w:val="single" w:color="999999" w:sz="4"/>
               <w:left w:val="single" w:color="999999" w:sz="4"/>
@@ -1270,6 +1334,7 @@
       <w:tr>
         <w:tc>
           <w:tcPr>
+            <w:tcW w:type="dxa" w:w="4680"/>
             <w:tcBorders>
               <w:top w:val="single" w:color="999999" w:sz="4"/>
               <w:left w:val="single" w:color="999999" w:sz="4"/>
@@ -1322,6 +1387,7 @@
         </w:tc>
         <w:tc>
           <w:tcPr>
+            <w:tcW w:type="dxa" w:w="4680"/>
             <w:tcBorders>
               <w:top w:val="single" w:color="999999" w:sz="4"/>
               <w:left w:val="single" w:color="999999" w:sz="4"/>
@@ -1361,7 +1427,7 @@
     </w:p>
     <w:tbl>
       <w:tblPr>
-        <w:tblW w:type="pct" w:w="100%"/>
+        <w:tblW w:type="dxa" w:w="9360"/>
         <w:tblBorders>
           <w:top w:val="single" w:color="auto" w:sz="4"/>
           <w:left w:val="single" w:color="auto" w:sz="4"/>
@@ -1370,14 +1436,17 @@
           <w:insideH w:val="single" w:color="auto" w:sz="4"/>
           <w:insideV w:val="single" w:color="auto" w:sz="4"/>
         </w:tblBorders>
+        <w:tblLayout w:type="fixed"/>
       </w:tblPr>
       <w:tblGrid>
-        <w:gridCol w:w="100"/>
-        <w:gridCol w:w="100"/>
+        <w:gridCol w:w="4680"/>
+        <w:gridCol w:w="4680"/>
       </w:tblGrid>
       <w:tr>
         <w:tc>
           <w:tcPr>
+            <w:tcW w:type="dxa" w:w="9360"/>
+            <w:gridSpan w:val="2"/>
             <w:tcBorders>
               <w:top w:val="single" w:color="999999" w:sz="4"/>
               <w:left w:val="single" w:color="999999" w:sz="4"/>
@@ -1399,6 +1468,7 @@
       <w:tr>
         <w:tc>
           <w:tcPr>
+            <w:tcW w:type="dxa" w:w="4680"/>
             <w:tcBorders>
               <w:top w:val="single" w:color="999999" w:sz="4"/>
               <w:left w:val="single" w:color="999999" w:sz="4"/>
@@ -1451,6 +1521,7 @@
         </w:tc>
         <w:tc>
           <w:tcPr>
+            <w:tcW w:type="dxa" w:w="4680"/>
             <w:tcBorders>
               <w:top w:val="single" w:color="999999" w:sz="4"/>
               <w:left w:val="single" w:color="999999" w:sz="4"/>
@@ -1481,7 +1552,7 @@
     </w:p>
     <w:tbl>
       <w:tblPr>
-        <w:tblW w:type="pct" w:w="100%"/>
+        <w:tblW w:type="dxa" w:w="9360"/>
         <w:tblBorders>
           <w:top w:val="single" w:color="auto" w:sz="4"/>
           <w:left w:val="single" w:color="auto" w:sz="4"/>
@@ -1490,14 +1561,17 @@
           <w:insideH w:val="single" w:color="auto" w:sz="4"/>
           <w:insideV w:val="single" w:color="auto" w:sz="4"/>
         </w:tblBorders>
+        <w:tblLayout w:type="fixed"/>
       </w:tblPr>
       <w:tblGrid>
-        <w:gridCol w:w="100"/>
-        <w:gridCol w:w="100"/>
+        <w:gridCol w:w="4680"/>
+        <w:gridCol w:w="4680"/>
       </w:tblGrid>
       <w:tr>
         <w:tc>
           <w:tcPr>
+            <w:tcW w:type="dxa" w:w="9360"/>
+            <w:gridSpan w:val="2"/>
             <w:tcBorders>
               <w:top w:val="single" w:color="999999" w:sz="4"/>
               <w:left w:val="single" w:color="999999" w:sz="4"/>
@@ -1519,6 +1593,7 @@
       <w:tr>
         <w:tc>
           <w:tcPr>
+            <w:tcW w:type="dxa" w:w="4680"/>
             <w:tcBorders>
               <w:top w:val="single" w:color="999999" w:sz="4"/>
               <w:left w:val="single" w:color="999999" w:sz="4"/>
@@ -1571,6 +1646,7 @@
         </w:tc>
         <w:tc>
           <w:tcPr>
+            <w:tcW w:type="dxa" w:w="4680"/>
             <w:tcBorders>
               <w:top w:val="single" w:color="999999" w:sz="4"/>
               <w:left w:val="single" w:color="999999" w:sz="4"/>
@@ -1601,7 +1677,7 @@
     </w:p>
     <w:tbl>
       <w:tblPr>
-        <w:tblW w:type="pct" w:w="100%"/>
+        <w:tblW w:type="dxa" w:w="9360"/>
         <w:tblBorders>
           <w:top w:val="single" w:color="auto" w:sz="4"/>
           <w:left w:val="single" w:color="auto" w:sz="4"/>
@@ -1610,14 +1686,17 @@
           <w:insideH w:val="single" w:color="auto" w:sz="4"/>
           <w:insideV w:val="single" w:color="auto" w:sz="4"/>
         </w:tblBorders>
+        <w:tblLayout w:type="fixed"/>
       </w:tblPr>
       <w:tblGrid>
-        <w:gridCol w:w="100"/>
-        <w:gridCol w:w="100"/>
+        <w:gridCol w:w="4680"/>
+        <w:gridCol w:w="4680"/>
       </w:tblGrid>
       <w:tr>
         <w:tc>
           <w:tcPr>
+            <w:tcW w:type="dxa" w:w="9360"/>
+            <w:gridSpan w:val="2"/>
             <w:tcBorders>
               <w:top w:val="single" w:color="999999" w:sz="4"/>
               <w:left w:val="single" w:color="999999" w:sz="4"/>
@@ -1639,6 +1718,7 @@
       <w:tr>
         <w:tc>
           <w:tcPr>
+            <w:tcW w:type="dxa" w:w="4680"/>
             <w:tcBorders>
               <w:top w:val="single" w:color="999999" w:sz="4"/>
               <w:left w:val="single" w:color="999999" w:sz="4"/>
@@ -1691,6 +1771,7 @@
         </w:tc>
         <w:tc>
           <w:tcPr>
+            <w:tcW w:type="dxa" w:w="4680"/>
             <w:tcBorders>
               <w:top w:val="single" w:color="999999" w:sz="4"/>
               <w:left w:val="single" w:color="999999" w:sz="4"/>
@@ -1721,7 +1802,7 @@
     </w:p>
     <w:tbl>
       <w:tblPr>
-        <w:tblW w:type="pct" w:w="100%"/>
+        <w:tblW w:type="dxa" w:w="9360"/>
         <w:tblBorders>
           <w:top w:val="single" w:color="auto" w:sz="4"/>
           <w:left w:val="single" w:color="auto" w:sz="4"/>
@@ -1730,14 +1811,17 @@
           <w:insideH w:val="single" w:color="auto" w:sz="4"/>
           <w:insideV w:val="single" w:color="auto" w:sz="4"/>
         </w:tblBorders>
+        <w:tblLayout w:type="fixed"/>
       </w:tblPr>
       <w:tblGrid>
-        <w:gridCol w:w="100"/>
-        <w:gridCol w:w="100"/>
+        <w:gridCol w:w="4680"/>
+        <w:gridCol w:w="4680"/>
       </w:tblGrid>
       <w:tr>
         <w:tc>
           <w:tcPr>
+            <w:tcW w:type="dxa" w:w="9360"/>
+            <w:gridSpan w:val="2"/>
             <w:tcBorders>
               <w:top w:val="single" w:color="999999" w:sz="4"/>
               <w:left w:val="single" w:color="999999" w:sz="4"/>
@@ -1759,6 +1843,7 @@
       <w:tr>
         <w:tc>
           <w:tcPr>
+            <w:tcW w:type="dxa" w:w="4680"/>
             <w:tcBorders>
               <w:top w:val="single" w:color="999999" w:sz="4"/>
               <w:left w:val="single" w:color="999999" w:sz="4"/>
@@ -1811,6 +1896,7 @@
         </w:tc>
         <w:tc>
           <w:tcPr>
+            <w:tcW w:type="dxa" w:w="4680"/>
             <w:tcBorders>
               <w:top w:val="single" w:color="999999" w:sz="4"/>
               <w:left w:val="single" w:color="999999" w:sz="4"/>
@@ -1846,7 +1932,7 @@
     </w:p>
     <w:tbl>
       <w:tblPr>
-        <w:tblW w:type="pct" w:w="100%"/>
+        <w:tblW w:type="dxa" w:w="9360"/>
         <w:tblBorders>
           <w:top w:val="single" w:color="auto" w:sz="4"/>
           <w:left w:val="single" w:color="auto" w:sz="4"/>
@@ -1855,14 +1941,17 @@
           <w:insideH w:val="single" w:color="auto" w:sz="4"/>
           <w:insideV w:val="single" w:color="auto" w:sz="4"/>
         </w:tblBorders>
+        <w:tblLayout w:type="fixed"/>
       </w:tblPr>
       <w:tblGrid>
-        <w:gridCol w:w="100"/>
-        <w:gridCol w:w="100"/>
+        <w:gridCol w:w="4680"/>
+        <w:gridCol w:w="4680"/>
       </w:tblGrid>
       <w:tr>
         <w:tc>
           <w:tcPr>
+            <w:tcW w:type="dxa" w:w="9360"/>
+            <w:gridSpan w:val="2"/>
             <w:tcBorders>
               <w:top w:val="single" w:color="999999" w:sz="4"/>
               <w:left w:val="single" w:color="999999" w:sz="4"/>
@@ -1884,6 +1973,7 @@
       <w:tr>
         <w:tc>
           <w:tcPr>
+            <w:tcW w:type="dxa" w:w="4680"/>
             <w:tcBorders>
               <w:top w:val="single" w:color="999999" w:sz="4"/>
               <w:left w:val="single" w:color="999999" w:sz="4"/>
@@ -1899,6 +1989,7 @@
         </w:tc>
         <w:tc>
           <w:tcPr>
+            <w:tcW w:type="dxa" w:w="4680"/>
             <w:tcBorders>
               <w:top w:val="single" w:color="999999" w:sz="4"/>
               <w:left w:val="single" w:color="999999" w:sz="4"/>
@@ -1916,6 +2007,7 @@
       <w:tr>
         <w:tc>
           <w:tcPr>
+            <w:tcW w:type="dxa" w:w="4680"/>
             <w:tcBorders>
               <w:top w:val="single" w:color="999999" w:sz="4"/>
               <w:left w:val="single" w:color="999999" w:sz="4"/>
@@ -1931,6 +2023,7 @@
         </w:tc>
         <w:tc>
           <w:tcPr>
+            <w:tcW w:type="dxa" w:w="4680"/>
             <w:tcBorders>
               <w:top w:val="single" w:color="999999" w:sz="4"/>
               <w:left w:val="single" w:color="999999" w:sz="4"/>

--- a/drive-docs/adobe-partner/cms-dam.docx
+++ b/drive-docs/adobe-partner/cms-dam.docx
@@ -154,9 +154,11 @@
       </w:r>
     </w:p>
     <w:p>
-      <w:r>
-        <w:t xml:space="preserve">---</w:t>
-      </w:r>
+      <w:pPr>
+        <w:pBdr>
+          <w:bottom w:val="single" w:color="000000" w:sz="6" w:space="1"/>
+        </w:pBdr>
+      </w:pPr>
     </w:p>
     <w:tbl>
       <w:tblPr>
@@ -876,9 +878,11 @@
       </w:r>
     </w:p>
     <w:p>
-      <w:r>
-        <w:t xml:space="preserve">---</w:t>
-      </w:r>
+      <w:pPr>
+        <w:pBdr>
+          <w:bottom w:val="single" w:color="000000" w:sz="6" w:space="1"/>
+        </w:pBdr>
+      </w:pPr>
     </w:p>
     <w:tbl>
       <w:tblPr>
@@ -1926,9 +1930,11 @@
       </w:r>
     </w:p>
     <w:p>
-      <w:r>
-        <w:t xml:space="preserve">---</w:t>
-      </w:r>
+      <w:pPr>
+        <w:pBdr>
+          <w:bottom w:val="single" w:color="000000" w:sz="6" w:space="1"/>
+        </w:pBdr>
+      </w:pPr>
     </w:p>
     <w:tbl>
       <w:tblPr>
